--- a/n5prelim/N5 Prelim Revision Pack.docx
+++ b/n5prelim/N5 Prelim Revision Pack.docx
@@ -451,6 +451,123 @@
       </w:pPr>
       <w:r>
         <w:rPr>
+          <w:noProof/>
+        </w:rPr>
+        <mc:AlternateContent>
+          <mc:Choice Requires="wps">
+            <w:drawing>
+              <wp:anchor distT="45720" distB="45720" distL="114300" distR="114300" simplePos="0" relativeHeight="251936768" behindDoc="0" locked="0" layoutInCell="1" allowOverlap="1" wp14:anchorId="504CC98E" wp14:editId="4755290C">
+                <wp:simplePos x="0" y="0"/>
+                <wp:positionH relativeFrom="column">
+                  <wp:posOffset>4012760</wp:posOffset>
+                </wp:positionH>
+                <wp:positionV relativeFrom="paragraph">
+                  <wp:posOffset>1449315</wp:posOffset>
+                </wp:positionV>
+                <wp:extent cx="2360930" cy="1404620"/>
+                <wp:effectExtent l="0" t="0" r="8890" b="1905"/>
+                <wp:wrapNone/>
+                <wp:docPr id="659630298" name="Text Box 2"/>
+                <wp:cNvGraphicFramePr>
+                  <a:graphicFrameLocks xmlns:a="http://schemas.openxmlformats.org/drawingml/2006/main"/>
+                </wp:cNvGraphicFramePr>
+                <a:graphic xmlns:a="http://schemas.openxmlformats.org/drawingml/2006/main">
+                  <a:graphicData uri="http://schemas.microsoft.com/office/word/2010/wordprocessingShape">
+                    <wps:wsp>
+                      <wps:cNvSpPr txBox="1">
+                        <a:spLocks noChangeArrowheads="1"/>
+                      </wps:cNvSpPr>
+                      <wps:spPr bwMode="auto">
+                        <a:xfrm>
+                          <a:off x="0" y="0"/>
+                          <a:ext cx="2360930" cy="1404620"/>
+                        </a:xfrm>
+                        <a:prstGeom prst="rect">
+                          <a:avLst/>
+                        </a:prstGeom>
+                        <a:solidFill>
+                          <a:srgbClr val="FFFFFF"/>
+                        </a:solidFill>
+                        <a:ln w="9525">
+                          <a:noFill/>
+                          <a:miter lim="800000"/>
+                          <a:headEnd/>
+                          <a:tailEnd/>
+                        </a:ln>
+                      </wps:spPr>
+                      <wps:txbx>
+                        <w:txbxContent>
+                          <w:p>
+                            <w:pPr>
+                              <w:rPr>
+                                <w:sz w:val="28"/>
+                                <w:szCs w:val="28"/>
+                              </w:rPr>
+                            </w:pPr>
+                            <w:hyperlink r:id="rId7" w:history="1">
+                              <w:r>
+                                <w:rPr>
+                                  <w:rStyle w:val="Hyperlink"/>
+                                  <w:sz w:val="28"/>
+                                  <w:szCs w:val="28"/>
+                                </w:rPr>
+                                <w:t>https://mathsresources.github.io</w:t>
+                              </w:r>
+                            </w:hyperlink>
+                          </w:p>
+                        </w:txbxContent>
+                      </wps:txbx>
+                      <wps:bodyPr rot="0" vert="horz" wrap="square" lIns="91440" tIns="45720" rIns="91440" bIns="45720" anchor="t" anchorCtr="0">
+                        <a:spAutoFit/>
+                      </wps:bodyPr>
+                    </wps:wsp>
+                  </a:graphicData>
+                </a:graphic>
+                <wp14:sizeRelH relativeFrom="margin">
+                  <wp14:pctWidth>40000</wp14:pctWidth>
+                </wp14:sizeRelH>
+                <wp14:sizeRelV relativeFrom="margin">
+                  <wp14:pctHeight>20000</wp14:pctHeight>
+                </wp14:sizeRelV>
+              </wp:anchor>
+            </w:drawing>
+          </mc:Choice>
+          <mc:Fallback>
+            <w:pict>
+              <v:shapetype w14:anchorId="504CC98E" id="_x0000_t202" coordsize="21600,21600" o:spt="202" path="m,l,21600r21600,l21600,xe">
+                <v:stroke joinstyle="miter"/>
+                <v:path gradientshapeok="t" o:connecttype="rect"/>
+              </v:shapetype>
+              <v:shape id="Text Box 2" o:spid="_x0000_s1026" type="#_x0000_t202" style="position:absolute;margin-left:315.95pt;margin-top:114.1pt;width:185.9pt;height:110.6pt;z-index:251936768;visibility:visible;mso-wrap-style:square;mso-width-percent:400;mso-height-percent:200;mso-wrap-distance-left:9pt;mso-wrap-distance-top:3.6pt;mso-wrap-distance-right:9pt;mso-wrap-distance-bottom:3.6pt;mso-position-horizontal:absolute;mso-position-horizontal-relative:text;mso-position-vertical:absolute;mso-position-vertical-relative:text;mso-width-percent:400;mso-height-percent:200;mso-width-relative:margin;mso-height-relative:margin;v-text-anchor:top" o:gfxdata="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" stroked="f">
+                <v:textbox style="mso-fit-shape-to-text:t">
+                  <w:txbxContent>
+                    <w:p>
+                      <w:pPr>
+                        <w:rPr>
+                          <w:sz w:val="28"/>
+                          <w:szCs w:val="28"/>
+                        </w:rPr>
+                      </w:pPr>
+                      <w:hyperlink r:id="rId8" w:history="1">
+                        <w:r>
+                          <w:rPr>
+                            <w:rStyle w:val="Hyperlink"/>
+                            <w:sz w:val="28"/>
+                            <w:szCs w:val="28"/>
+                          </w:rPr>
+                          <w:t>https://mathsresources.github.io</w:t>
+                        </w:r>
+                      </w:hyperlink>
+                    </w:p>
+                  </w:txbxContent>
+                </v:textbox>
+              </v:shape>
+            </w:pict>
+          </mc:Fallback>
+        </mc:AlternateContent>
+      </w:r>
+      <w:r>
+        <w:rPr>
           <w:b/>
           <w:bCs/>
           <w:noProof/>
@@ -473,7 +590,7 @@
                     <pic:cNvPicPr/>
                   </pic:nvPicPr>
                   <pic:blipFill>
-                    <a:blip r:embed="rId7"/>
+                    <a:blip r:embed="rId9"/>
                     <a:stretch>
                       <a:fillRect/>
                     </a:stretch>
@@ -493,6 +610,81 @@
           </wp:inline>
         </w:drawing>
       </w:r>
+      <w:r>
+        <w:rPr>
+          <w:noProof/>
+        </w:rPr>
+        <w:tab/>
+      </w:r>
+      <w:r>
+        <w:rPr>
+          <w:noProof/>
+        </w:rPr>
+        <w:tab/>
+      </w:r>
+      <w:r>
+        <w:rPr>
+          <w:noProof/>
+        </w:rPr>
+        <w:tab/>
+      </w:r>
+      <w:r>
+        <w:rPr>
+          <w:noProof/>
+        </w:rPr>
+        <w:fldChar w:fldCharType="begin"/>
+      </w:r>
+      <w:r>
+        <w:rPr>
+          <w:noProof/>
+        </w:rPr>
+        <w:instrText>DISPLAYBARCODE "</w:instrText>
+      </w:r>
+      <w:hyperlink r:id="rId10" w:history="1">
+        <w:r>
+          <w:rPr>
+            <w:rStyle w:val="Hyperlink"/>
+            <w:noProof/>
+          </w:rPr>
+          <w:instrText>https://yourlink.com</w:instrText>
+        </w:r>
+      </w:hyperlink>
+      <w:r>
+        <w:rPr>
+          <w:noProof/>
+        </w:rPr>
+        <w:instrText>" QR \q 3 \s 1</w:instrText>
+      </w:r>
+      <w:r>
+        <w:rPr>
+          <w:noProof/>
+        </w:rPr>
+        <w:instrText>4</w:instrText>
+      </w:r>
+      <w:r>
+        <w:rPr>
+          <w:noProof/>
+        </w:rPr>
+        <w:instrText>0 \u</w:instrText>
+      </w:r>
+      <w:r>
+        <w:rPr>
+          <w:noProof/>
+        </w:rPr>
+        <w:instrText xml:space="preserve">  </w:instrText>
+      </w:r>
+      <w:r>
+        <w:rPr>
+          <w:noProof/>
+        </w:rPr>
+        <w:fldChar w:fldCharType="separate"/>
+      </w:r>
+      <w:r>
+        <w:rPr>
+          <w:noProof/>
+        </w:rPr>
+        <w:fldChar w:fldCharType="end"/>
+      </w:r>
     </w:p>
     <w:p>
       <w:pPr>
@@ -525,7 +717,7 @@
                     <pic:cNvPicPr/>
                   </pic:nvPicPr>
                   <pic:blipFill>
-                    <a:blip r:embed="rId8"/>
+                    <a:blip r:embed="rId11"/>
                     <a:stretch>
                       <a:fillRect/>
                     </a:stretch>
@@ -1698,7 +1890,7 @@
                     </pic:cNvPicPr>
                   </pic:nvPicPr>
                   <pic:blipFill>
-                    <a:blip r:embed="rId9" cstate="print">
+                    <a:blip r:embed="rId12" cstate="print">
                       <a:extLst>
                         <a:ext uri="{28A0092B-C50C-407E-A947-70E740481C1C}">
                           <a14:useLocalDpi xmlns:a14="http://schemas.microsoft.com/office/drawing/2010/main" val="0"/>
@@ -2137,7 +2329,7 @@
                     <pic:cNvPicPr/>
                   </pic:nvPicPr>
                   <pic:blipFill>
-                    <a:blip r:embed="rId10" cstate="print">
+                    <a:blip r:embed="rId13" cstate="print">
                       <a:extLst>
                         <a:ext uri="{28A0092B-C50C-407E-A947-70E740481C1C}">
                           <a14:useLocalDpi xmlns:a14="http://schemas.microsoft.com/office/drawing/2010/main" val="0"/>
@@ -2842,7 +3034,7 @@
                     <pic:cNvPicPr/>
                   </pic:nvPicPr>
                   <pic:blipFill>
-                    <a:blip r:embed="rId11" cstate="print">
+                    <a:blip r:embed="rId14" cstate="print">
                       <a:extLst>
                         <a:ext uri="{28A0092B-C50C-407E-A947-70E740481C1C}">
                           <a14:useLocalDpi xmlns:a14="http://schemas.microsoft.com/office/drawing/2010/main" val="0"/>
@@ -4426,7 +4618,7 @@
                     <pic:cNvPicPr/>
                   </pic:nvPicPr>
                   <pic:blipFill>
-                    <a:blip r:embed="rId12">
+                    <a:blip r:embed="rId15">
                       <a:extLst>
                         <a:ext uri="{28A0092B-C50C-407E-A947-70E740481C1C}">
                           <a14:useLocalDpi xmlns:a14="http://schemas.microsoft.com/office/drawing/2010/main" val="0"/>
@@ -4755,7 +4947,7 @@
                     <pic:cNvPicPr/>
                   </pic:nvPicPr>
                   <pic:blipFill>
-                    <a:blip r:embed="rId13">
+                    <a:blip r:embed="rId16">
                       <a:extLst>
                         <a:ext uri="{28A0092B-C50C-407E-A947-70E740481C1C}">
                           <a14:useLocalDpi xmlns:a14="http://schemas.microsoft.com/office/drawing/2010/main" val="0"/>
@@ -6682,7 +6874,7 @@
                     <pic:cNvPicPr/>
                   </pic:nvPicPr>
                   <pic:blipFill>
-                    <a:blip r:embed="rId14">
+                    <a:blip r:embed="rId17">
                       <a:extLst>
                         <a:ext uri="{28A0092B-C50C-407E-A947-70E740481C1C}">
                           <a14:useLocalDpi xmlns:a14="http://schemas.microsoft.com/office/drawing/2010/main" val="0"/>
@@ -8353,7 +8545,7 @@
           <w:szCs w:val="32"/>
         </w:rPr>
         <w:drawing>
-          <wp:anchor distT="0" distB="0" distL="114300" distR="114300" simplePos="0" relativeHeight="251699712" behindDoc="0" locked="0" layoutInCell="1" allowOverlap="1" wp14:anchorId="486CD9FE" wp14:editId="1EB286D9">
+          <wp:anchor distT="0" distB="0" distL="114300" distR="114300" simplePos="0" relativeHeight="251699712" behindDoc="0" locked="0" layoutInCell="1" allowOverlap="1" wp14:anchorId="486CD9FE" wp14:editId="7B823F3C">
             <wp:simplePos x="0" y="0"/>
             <wp:positionH relativeFrom="column">
               <wp:posOffset>1559107</wp:posOffset>
@@ -8378,13 +8570,13 @@
                     </pic:cNvPicPr>
                   </pic:nvPicPr>
                   <pic:blipFill>
-                    <a:blip r:embed="rId15" cstate="print">
+                    <a:blip r:embed="rId18" cstate="print">
                       <a:extLst>
                         <a:ext uri="{28A0092B-C50C-407E-A947-70E740481C1C}">
                           <a14:useLocalDpi xmlns:a14="http://schemas.microsoft.com/office/drawing/2010/main" val="0"/>
                         </a:ext>
                         <a:ext uri="{837473B0-CC2E-450A-ABE3-18F120FF3D39}">
-                          <a1611:picAttrSrcUrl xmlns:a1611="http://schemas.microsoft.com/office/drawing/2016/11/main" r:id="rId16"/>
+                          <a1611:picAttrSrcUrl xmlns:a1611="http://schemas.microsoft.com/office/drawing/2016/11/main" r:id="rId19"/>
                         </a:ext>
                       </a:extLst>
                     </a:blip>
@@ -8459,13 +8651,13 @@
                     </pic:cNvPicPr>
                   </pic:nvPicPr>
                   <pic:blipFill>
-                    <a:blip r:embed="rId17" cstate="print">
+                    <a:blip r:embed="rId20" cstate="print">
                       <a:extLst>
                         <a:ext uri="{28A0092B-C50C-407E-A947-70E740481C1C}">
                           <a14:useLocalDpi xmlns:a14="http://schemas.microsoft.com/office/drawing/2010/main" val="0"/>
                         </a:ext>
                         <a:ext uri="{837473B0-CC2E-450A-ABE3-18F120FF3D39}">
-                          <a1611:picAttrSrcUrl xmlns:a1611="http://schemas.microsoft.com/office/drawing/2016/11/main" r:id="rId16"/>
+                          <a1611:picAttrSrcUrl xmlns:a1611="http://schemas.microsoft.com/office/drawing/2016/11/main" r:id="rId19"/>
                         </a:ext>
                       </a:extLst>
                     </a:blip>
@@ -10556,7 +10748,7 @@
                     <pic:cNvPicPr/>
                   </pic:nvPicPr>
                   <pic:blipFill>
-                    <a:blip r:embed="rId18">
+                    <a:blip r:embed="rId21">
                       <a:extLst>
                         <a:ext uri="{28A0092B-C50C-407E-A947-70E740481C1C}">
                           <a14:useLocalDpi xmlns:a14="http://schemas.microsoft.com/office/drawing/2010/main" val="0"/>
@@ -11351,7 +11543,7 @@
                     <pic:cNvPicPr/>
                   </pic:nvPicPr>
                   <pic:blipFill>
-                    <a:blip r:embed="rId19">
+                    <a:blip r:embed="rId22">
                       <a:extLst>
                         <a:ext uri="{28A0092B-C50C-407E-A947-70E740481C1C}">
                           <a14:useLocalDpi xmlns:a14="http://schemas.microsoft.com/office/drawing/2010/main" val="0"/>
@@ -12166,7 +12358,7 @@
                     <pic:cNvPicPr/>
                   </pic:nvPicPr>
                   <pic:blipFill>
-                    <a:blip r:embed="rId20">
+                    <a:blip r:embed="rId23">
                       <a:extLst>
                         <a:ext uri="{28A0092B-C50C-407E-A947-70E740481C1C}">
                           <a14:useLocalDpi xmlns:a14="http://schemas.microsoft.com/office/drawing/2010/main" val="0"/>
@@ -13535,7 +13727,7 @@
                     <pic:cNvPicPr/>
                   </pic:nvPicPr>
                   <pic:blipFill>
-                    <a:blip r:embed="rId21"/>
+                    <a:blip r:embed="rId24"/>
                     <a:stretch>
                       <a:fillRect/>
                     </a:stretch>
@@ -15141,23 +15333,7 @@
               <w:sz w:val="32"/>
               <w:szCs w:val="32"/>
             </w:rPr>
-            <m:t>-13</m:t>
-          </m:r>
-          <m:r>
-            <w:rPr>
-              <w:rFonts w:ascii="Cambria Math" w:eastAsiaTheme="minorEastAsia" w:hAnsi="Cambria Math"/>
-              <w:sz w:val="32"/>
-              <w:szCs w:val="32"/>
-            </w:rPr>
-            <m:t>x-</m:t>
-          </m:r>
-          <m:r>
-            <w:rPr>
-              <w:rFonts w:ascii="Cambria Math" w:eastAsiaTheme="minorEastAsia" w:hAnsi="Cambria Math"/>
-              <w:sz w:val="32"/>
-              <w:szCs w:val="32"/>
-            </w:rPr>
-            <m:t>5</m:t>
+            <m:t>-13x-5</m:t>
           </m:r>
         </m:oMath>
       </m:oMathPara>
@@ -16036,15 +16212,7 @@
             <w:sz w:val="32"/>
             <w:szCs w:val="32"/>
           </w:rPr>
-          <m:t>-2x-15</m:t>
-        </m:r>
-        <m:r>
-          <w:rPr>
-            <w:rFonts w:ascii="Cambria Math" w:hAnsi="Cambria Math"/>
-            <w:sz w:val="32"/>
-            <w:szCs w:val="32"/>
-          </w:rPr>
-          <m:t>=0</m:t>
+          <m:t>-2x-15=0</m:t>
         </m:r>
       </m:oMath>
       <w:r>
@@ -16366,7 +16534,7 @@
                     <pic:cNvPicPr/>
                   </pic:nvPicPr>
                   <pic:blipFill>
-                    <a:blip r:embed="rId22">
+                    <a:blip r:embed="rId25">
                       <a:extLst>
                         <a:ext uri="{28A0092B-C50C-407E-A947-70E740481C1C}">
                           <a14:useLocalDpi xmlns:a14="http://schemas.microsoft.com/office/drawing/2010/main" val="0"/>
@@ -16825,7 +16993,7 @@
                     <pic:cNvPicPr/>
                   </pic:nvPicPr>
                   <pic:blipFill>
-                    <a:blip r:embed="rId23">
+                    <a:blip r:embed="rId26">
                       <a:extLst>
                         <a:ext uri="{28A0092B-C50C-407E-A947-70E740481C1C}">
                           <a14:useLocalDpi xmlns:a14="http://schemas.microsoft.com/office/drawing/2010/main" val="0"/>
@@ -19032,7 +19200,7 @@
                     <pic:cNvPicPr/>
                   </pic:nvPicPr>
                   <pic:blipFill>
-                    <a:blip r:embed="rId24">
+                    <a:blip r:embed="rId27">
                       <a:extLst>
                         <a:ext uri="{28A0092B-C50C-407E-A947-70E740481C1C}">
                           <a14:useLocalDpi xmlns:a14="http://schemas.microsoft.com/office/drawing/2010/main" val="0"/>
@@ -19247,7 +19415,7 @@
                     <pic:cNvPicPr/>
                   </pic:nvPicPr>
                   <pic:blipFill rotWithShape="1">
-                    <a:blip r:embed="rId25" cstate="print">
+                    <a:blip r:embed="rId28" cstate="print">
                       <a:extLst>
                         <a:ext uri="{28A0092B-C50C-407E-A947-70E740481C1C}">
                           <a14:useLocalDpi xmlns:a14="http://schemas.microsoft.com/office/drawing/2010/main" val="0"/>
@@ -19525,7 +19693,7 @@
                     <pic:cNvPicPr/>
                   </pic:nvPicPr>
                   <pic:blipFill>
-                    <a:blip r:embed="rId26">
+                    <a:blip r:embed="rId29">
                       <a:extLst>
                         <a:ext uri="{28A0092B-C50C-407E-A947-70E740481C1C}">
                           <a14:useLocalDpi xmlns:a14="http://schemas.microsoft.com/office/drawing/2010/main" val="0"/>
@@ -19885,6 +20053,7 @@
       <w:r>
         <w:rPr>
           <w:rFonts w:eastAsiaTheme="minorEastAsia"/>
+          <w:noProof/>
           <w:sz w:val="32"/>
           <w:szCs w:val="32"/>
         </w:rPr>
@@ -19904,7 +20073,7 @@
                     <pic:cNvPicPr/>
                   </pic:nvPicPr>
                   <pic:blipFill>
-                    <a:blip r:embed="rId27"/>
+                    <a:blip r:embed="rId30"/>
                     <a:stretch>
                       <a:fillRect/>
                     </a:stretch>
@@ -20672,7 +20841,7 @@
                     <pic:cNvPicPr/>
                   </pic:nvPicPr>
                   <pic:blipFill>
-                    <a:blip r:embed="rId28">
+                    <a:blip r:embed="rId31">
                       <a:extLst>
                         <a:ext uri="{28A0092B-C50C-407E-A947-70E740481C1C}">
                           <a14:useLocalDpi xmlns:a14="http://schemas.microsoft.com/office/drawing/2010/main" val="0"/>
@@ -21191,7 +21360,7 @@
                     <pic:cNvPicPr/>
                   </pic:nvPicPr>
                   <pic:blipFill>
-                    <a:blip r:embed="rId29">
+                    <a:blip r:embed="rId32">
                       <a:extLst>
                         <a:ext uri="{28A0092B-C50C-407E-A947-70E740481C1C}">
                           <a14:useLocalDpi xmlns:a14="http://schemas.microsoft.com/office/drawing/2010/main" val="0"/>
@@ -21701,7 +21870,7 @@
                     <pic:cNvPicPr/>
                   </pic:nvPicPr>
                   <pic:blipFill>
-                    <a:blip r:embed="rId30">
+                    <a:blip r:embed="rId33">
                       <a:extLst>
                         <a:ext uri="{28A0092B-C50C-407E-A947-70E740481C1C}">
                           <a14:useLocalDpi xmlns:a14="http://schemas.microsoft.com/office/drawing/2010/main" val="0"/>
@@ -22422,7 +22591,7 @@
                     <pic:cNvPicPr/>
                   </pic:nvPicPr>
                   <pic:blipFill>
-                    <a:blip r:embed="rId28">
+                    <a:blip r:embed="rId31">
                       <a:extLst>
                         <a:ext uri="{28A0092B-C50C-407E-A947-70E740481C1C}">
                           <a14:useLocalDpi xmlns:a14="http://schemas.microsoft.com/office/drawing/2010/main" val="0"/>
@@ -22940,7 +23109,7 @@
                     <pic:cNvPicPr/>
                   </pic:nvPicPr>
                   <pic:blipFill>
-                    <a:blip r:embed="rId30">
+                    <a:blip r:embed="rId33">
                       <a:extLst>
                         <a:ext uri="{28A0092B-C50C-407E-A947-70E740481C1C}">
                           <a14:useLocalDpi xmlns:a14="http://schemas.microsoft.com/office/drawing/2010/main" val="0"/>
@@ -23068,14 +23237,7 @@
                                 <w:sz w:val="32"/>
                                 <w:szCs w:val="32"/>
                               </w:rPr>
-                              <w:t>1</w:t>
-                            </w:r>
-                            <w:r>
-                              <w:rPr>
-                                <w:sz w:val="32"/>
-                                <w:szCs w:val="32"/>
-                              </w:rPr>
-                              <w:t xml:space="preserve">7 cm </w:t>
+                              <w:t xml:space="preserve">17 cm </w:t>
                             </w:r>
                           </w:p>
                         </w:txbxContent>
@@ -23636,15 +23798,7 @@
             <w:sz w:val="32"/>
             <w:szCs w:val="32"/>
           </w:rPr>
-          <m:t>PQ</m:t>
-        </m:r>
-        <m:r>
-          <w:rPr>
-            <w:rFonts w:ascii="Cambria Math" w:hAnsi="Cambria Math"/>
-            <w:sz w:val="32"/>
-            <w:szCs w:val="32"/>
-          </w:rPr>
-          <m:t>R</m:t>
+          <m:t>PQR</m:t>
         </m:r>
       </m:oMath>
       <w:r>
@@ -27202,15 +27356,7 @@
                     <w:sz w:val="32"/>
                     <w:szCs w:val="32"/>
                   </w:rPr>
-                  <m:t>+</m:t>
-                </m:r>
-                <m:r>
-                  <w:rPr>
-                    <w:rFonts w:ascii="Cambria Math" w:eastAsiaTheme="minorEastAsia" w:hAnsi="Cambria Math"/>
-                    <w:sz w:val="32"/>
-                    <w:szCs w:val="32"/>
-                  </w:rPr>
-                  <m:t>6</m:t>
+                  <m:t>+6</m:t>
                 </m:r>
                 <m:sSup>
                   <m:sSupPr>
@@ -27250,31 +27396,7 @@
                     <w:sz w:val="32"/>
                     <w:szCs w:val="32"/>
                   </w:rPr>
-                  <m:t>+</m:t>
-                </m:r>
-                <m:r>
-                  <w:rPr>
-                    <w:rFonts w:ascii="Cambria Math" w:eastAsiaTheme="minorEastAsia" w:hAnsi="Cambria Math"/>
-                    <w:sz w:val="32"/>
-                    <w:szCs w:val="32"/>
-                  </w:rPr>
-                  <m:t>12</m:t>
-                </m:r>
-                <m:r>
-                  <w:rPr>
-                    <w:rFonts w:ascii="Cambria Math" w:eastAsiaTheme="minorEastAsia" w:hAnsi="Cambria Math"/>
-                    <w:sz w:val="32"/>
-                    <w:szCs w:val="32"/>
-                  </w:rPr>
-                  <m:t>x+</m:t>
-                </m:r>
-                <m:r>
-                  <w:rPr>
-                    <w:rFonts w:ascii="Cambria Math" w:eastAsiaTheme="minorEastAsia" w:hAnsi="Cambria Math"/>
-                    <w:sz w:val="32"/>
-                    <w:szCs w:val="32"/>
-                  </w:rPr>
-                  <m:t>8</m:t>
+                  <m:t>+12x+8</m:t>
                 </m:r>
               </m:oMath>
             </m:oMathPara>
@@ -28060,55 +28182,7 @@
                     <w:sz w:val="32"/>
                     <w:szCs w:val="32"/>
                   </w:rPr>
-                  <m:t>(3x</m:t>
-                </m:r>
-                <m:r>
-                  <w:rPr>
-                    <w:rFonts w:ascii="Cambria Math" w:eastAsiaTheme="minorEastAsia" w:hAnsi="Cambria Math"/>
-                    <w:sz w:val="32"/>
-                    <w:szCs w:val="32"/>
-                  </w:rPr>
-                  <m:t>+2</m:t>
-                </m:r>
-                <m:r>
-                  <w:rPr>
-                    <w:rFonts w:ascii="Cambria Math" w:eastAsiaTheme="minorEastAsia" w:hAnsi="Cambria Math"/>
-                    <w:sz w:val="32"/>
-                    <w:szCs w:val="32"/>
-                  </w:rPr>
-                  <m:t>)(</m:t>
-                </m:r>
-                <m:r>
-                  <w:rPr>
-                    <w:rFonts w:ascii="Cambria Math" w:eastAsiaTheme="minorEastAsia" w:hAnsi="Cambria Math"/>
-                    <w:sz w:val="32"/>
-                    <w:szCs w:val="32"/>
-                  </w:rPr>
-                  <m:t>2</m:t>
-                </m:r>
-                <m:r>
-                  <w:rPr>
-                    <w:rFonts w:ascii="Cambria Math" w:eastAsiaTheme="minorEastAsia" w:hAnsi="Cambria Math"/>
-                    <w:sz w:val="32"/>
-                    <w:szCs w:val="32"/>
-                  </w:rPr>
-                  <m:t>x</m:t>
-                </m:r>
-                <m:r>
-                  <w:rPr>
-                    <w:rFonts w:ascii="Cambria Math" w:eastAsiaTheme="minorEastAsia" w:hAnsi="Cambria Math"/>
-                    <w:sz w:val="32"/>
-                    <w:szCs w:val="32"/>
-                  </w:rPr>
-                  <m:t>-5</m:t>
-                </m:r>
-                <m:r>
-                  <w:rPr>
-                    <w:rFonts w:ascii="Cambria Math" w:eastAsiaTheme="minorEastAsia" w:hAnsi="Cambria Math"/>
-                    <w:sz w:val="32"/>
-                    <w:szCs w:val="32"/>
-                  </w:rPr>
-                  <m:t>)</m:t>
+                  <m:t>(3x+2)(2x-5)</m:t>
                 </m:r>
               </m:oMath>
             </m:oMathPara>
@@ -28382,25 +28456,7 @@
                 <w:sz w:val="32"/>
                 <w:szCs w:val="32"/>
               </w:rPr>
-              <w:t xml:space="preserve">, </w:t>
-            </w:r>
-            <w:proofErr w:type="spellStart"/>
-            <w:r>
-              <w:rPr>
-                <w:rFonts w:eastAsiaTheme="minorEastAsia"/>
-                <w:sz w:val="32"/>
-                <w:szCs w:val="32"/>
-              </w:rPr>
-              <w:t>sd</w:t>
-            </w:r>
-            <w:proofErr w:type="spellEnd"/>
-            <w:r>
-              <w:rPr>
-                <w:rFonts w:eastAsiaTheme="minorEastAsia"/>
-                <w:sz w:val="32"/>
-                <w:szCs w:val="32"/>
-              </w:rPr>
-              <w:t xml:space="preserve"> = </w:t>
+              <w:t xml:space="preserve">, sd = </w:t>
             </w:r>
             <m:oMath>
               <m:r>
@@ -29145,31 +29201,7 @@
                     <w:sz w:val="32"/>
                     <w:szCs w:val="32"/>
                   </w:rPr>
-                  <m:t>a=</m:t>
-                </m:r>
-                <m:r>
-                  <w:rPr>
-                    <w:rFonts w:ascii="Cambria Math" w:eastAsiaTheme="minorEastAsia" w:hAnsi="Cambria Math"/>
-                    <w:sz w:val="32"/>
-                    <w:szCs w:val="32"/>
-                  </w:rPr>
-                  <m:t>4,</m:t>
-                </m:r>
-                <m:r>
-                  <w:rPr>
-                    <w:rFonts w:ascii="Cambria Math" w:eastAsiaTheme="minorEastAsia" w:hAnsi="Cambria Math"/>
-                    <w:sz w:val="32"/>
-                    <w:szCs w:val="32"/>
-                  </w:rPr>
-                  <m:t xml:space="preserve"> b=3</m:t>
-                </m:r>
-                <m:r>
-                  <w:rPr>
-                    <w:rFonts w:ascii="Cambria Math" w:eastAsiaTheme="minorEastAsia" w:hAnsi="Cambria Math"/>
-                    <w:sz w:val="32"/>
-                    <w:szCs w:val="32"/>
-                  </w:rPr>
-                  <m:t>0</m:t>
+                  <m:t>a=4, b=30</m:t>
                 </m:r>
               </m:oMath>
             </m:oMathPara>
@@ -29513,23 +29545,7 @@
                     <w:sz w:val="32"/>
                     <w:szCs w:val="32"/>
                   </w:rPr>
-                  <m:t xml:space="preserve">p=3, </m:t>
-                </m:r>
-                <m:r>
-                  <w:rPr>
-                    <w:rFonts w:ascii="Cambria Math" w:eastAsiaTheme="minorEastAsia" w:hAnsi="Cambria Math"/>
-                    <w:sz w:val="32"/>
-                    <w:szCs w:val="32"/>
-                  </w:rPr>
-                  <m:t>q</m:t>
-                </m:r>
-                <m:r>
-                  <w:rPr>
-                    <w:rFonts w:ascii="Cambria Math" w:eastAsiaTheme="minorEastAsia" w:hAnsi="Cambria Math"/>
-                    <w:sz w:val="32"/>
-                    <w:szCs w:val="32"/>
-                  </w:rPr>
-                  <m:t>=-2</m:t>
+                  <m:t>p=3, q=-2</m:t>
                 </m:r>
               </m:oMath>
             </m:oMathPara>
@@ -29692,15 +29708,7 @@
                     <w:sz w:val="32"/>
                     <w:szCs w:val="32"/>
                   </w:rPr>
-                  <m:t>£</m:t>
-                </m:r>
-                <m:r>
-                  <w:rPr>
-                    <w:rFonts w:ascii="Cambria Math" w:eastAsiaTheme="minorEastAsia" w:hAnsi="Cambria Math"/>
-                    <w:sz w:val="32"/>
-                    <w:szCs w:val="32"/>
-                  </w:rPr>
-                  <m:t>38</m:t>
+                  <m:t>£38</m:t>
                 </m:r>
               </m:oMath>
             </m:oMathPara>
@@ -30356,15 +30364,7 @@
                     <w:sz w:val="32"/>
                     <w:szCs w:val="32"/>
                   </w:rPr>
-                  <m:t>6.02</m:t>
-                </m:r>
-                <m:r>
-                  <w:rPr>
-                    <w:rFonts w:ascii="Cambria Math" w:eastAsiaTheme="minorEastAsia" w:hAnsi="Cambria Math"/>
-                    <w:sz w:val="32"/>
-                    <w:szCs w:val="32"/>
-                  </w:rPr>
-                  <m:t>m</m:t>
+                  <m:t>6.02m</m:t>
                 </m:r>
               </m:oMath>
             </m:oMathPara>
@@ -30546,15 +30546,7 @@
                 <w:sz w:val="32"/>
                 <w:szCs w:val="32"/>
               </w:rPr>
-              <w:t>6</w:t>
-            </w:r>
-            <w:r>
-              <w:rPr>
-                <w:rFonts w:eastAsiaTheme="minorEastAsia"/>
-                <w:sz w:val="32"/>
-                <w:szCs w:val="32"/>
-              </w:rPr>
-              <w:t>4</w:t>
+              <w:t>64</w:t>
             </w:r>
           </w:p>
         </w:tc>
@@ -30739,15 +30731,7 @@
                 <w:sz w:val="32"/>
                 <w:szCs w:val="32"/>
               </w:rPr>
-              <w:t>6</w:t>
-            </w:r>
-            <w:r>
-              <w:rPr>
-                <w:rFonts w:eastAsiaTheme="minorEastAsia"/>
-                <w:sz w:val="32"/>
-                <w:szCs w:val="32"/>
-              </w:rPr>
-              <w:t>5</w:t>
+              <w:t>65</w:t>
             </w:r>
           </w:p>
         </w:tc>
@@ -30896,23 +30880,7 @@
                       <w:sz w:val="32"/>
                       <w:szCs w:val="32"/>
                     </w:rPr>
-                    <m:t>-2</m:t>
-                  </m:r>
-                  <m:r>
-                    <w:rPr>
-                      <w:rFonts w:ascii="Cambria Math" w:eastAsiaTheme="minorEastAsia" w:hAnsi="Cambria Math"/>
-                      <w:sz w:val="32"/>
-                      <w:szCs w:val="32"/>
-                    </w:rPr>
-                    <m:t>x</m:t>
-                  </m:r>
-                  <m:r>
-                    <w:rPr>
-                      <w:rFonts w:ascii="Cambria Math" w:eastAsiaTheme="minorEastAsia" w:hAnsi="Cambria Math"/>
-                      <w:sz w:val="32"/>
-                      <w:szCs w:val="32"/>
-                    </w:rPr>
-                    <m:t>+19</m:t>
+                    <m:t>-2x+19</m:t>
                   </m:r>
                 </m:num>
                 <m:den>
@@ -30964,15 +30932,7 @@
                 <w:sz w:val="32"/>
                 <w:szCs w:val="32"/>
               </w:rPr>
-              <w:t>6</w:t>
-            </w:r>
-            <w:r>
-              <w:rPr>
-                <w:rFonts w:eastAsiaTheme="minorEastAsia"/>
-                <w:sz w:val="32"/>
-                <w:szCs w:val="32"/>
-              </w:rPr>
-              <w:t>6</w:t>
+              <w:t>66</w:t>
             </w:r>
           </w:p>
         </w:tc>
@@ -31121,23 +31081,7 @@
                       <w:sz w:val="32"/>
                       <w:szCs w:val="32"/>
                     </w:rPr>
-                    <m:t>9</m:t>
-                  </m:r>
-                  <m:r>
-                    <w:rPr>
-                      <w:rFonts w:ascii="Cambria Math" w:eastAsiaTheme="minorEastAsia" w:hAnsi="Cambria Math"/>
-                      <w:sz w:val="32"/>
-                      <w:szCs w:val="32"/>
-                    </w:rPr>
-                    <m:t>x+</m:t>
-                  </m:r>
-                  <m:r>
-                    <w:rPr>
-                      <w:rFonts w:ascii="Cambria Math" w:eastAsiaTheme="minorEastAsia" w:hAnsi="Cambria Math"/>
-                      <w:sz w:val="32"/>
-                      <w:szCs w:val="32"/>
-                    </w:rPr>
-                    <m:t>7</m:t>
+                    <m:t>9x+7</m:t>
                   </m:r>
                 </m:num>
                 <m:den>
@@ -31147,23 +31091,7 @@
                       <w:sz w:val="32"/>
                       <w:szCs w:val="32"/>
                     </w:rPr>
-                    <m:t>(x+3)(</m:t>
-                  </m:r>
-                  <m:r>
-                    <w:rPr>
-                      <w:rFonts w:ascii="Cambria Math" w:eastAsiaTheme="minorEastAsia" w:hAnsi="Cambria Math"/>
-                      <w:sz w:val="32"/>
-                      <w:szCs w:val="32"/>
-                    </w:rPr>
-                    <m:t>x-2</m:t>
-                  </m:r>
-                  <m:r>
-                    <w:rPr>
-                      <w:rFonts w:ascii="Cambria Math" w:eastAsiaTheme="minorEastAsia" w:hAnsi="Cambria Math"/>
-                      <w:sz w:val="32"/>
-                      <w:szCs w:val="32"/>
-                    </w:rPr>
-                    <m:t>)</m:t>
+                    <m:t>(x+3)(x-2)</m:t>
                   </m:r>
                 </m:den>
               </m:f>
@@ -31205,15 +31133,7 @@
                 <w:sz w:val="32"/>
                 <w:szCs w:val="32"/>
               </w:rPr>
-              <w:t>6</w:t>
-            </w:r>
-            <w:r>
-              <w:rPr>
-                <w:rFonts w:eastAsiaTheme="minorEastAsia"/>
-                <w:sz w:val="32"/>
-                <w:szCs w:val="32"/>
-              </w:rPr>
-              <w:t>7</w:t>
+              <w:t>67</w:t>
             </w:r>
           </w:p>
         </w:tc>
